--- a/frida/frida-2.docx
+++ b/frida/frida-2.docx
@@ -153,6 +153,62 @@
         <w:bidi/>
         <w:jc w:val="right"/>
       </w:pPr>
+      <w:r>
+        <w:rPr>
+          <w:noProof/>
+        </w:rPr>
+        <w:drawing>
+          <wp:anchor distT="0" distB="0" distL="114300" distR="114300" simplePos="0" relativeHeight="251658240" behindDoc="1" locked="0" layoutInCell="1" allowOverlap="1" wp14:anchorId="3AA49267" wp14:editId="091FF6B3">
+            <wp:simplePos x="0" y="0"/>
+            <wp:positionH relativeFrom="margin">
+              <wp:align>center</wp:align>
+            </wp:positionH>
+            <wp:positionV relativeFrom="paragraph">
+              <wp:posOffset>215900</wp:posOffset>
+            </wp:positionV>
+            <wp:extent cx="2066925" cy="2219325"/>
+            <wp:effectExtent l="0" t="0" r="9525" b="9525"/>
+            <wp:wrapTight wrapText="bothSides">
+              <wp:wrapPolygon edited="0">
+                <wp:start x="0" y="0"/>
+                <wp:lineTo x="0" y="21507"/>
+                <wp:lineTo x="21500" y="21507"/>
+                <wp:lineTo x="21500" y="0"/>
+                <wp:lineTo x="0" y="0"/>
+              </wp:wrapPolygon>
+            </wp:wrapTight>
+            <wp:docPr id="1745719282" name="Picture 1"/>
+            <wp:cNvGraphicFramePr>
+              <a:graphicFrameLocks xmlns:a="http://schemas.openxmlformats.org/drawingml/2006/main" noChangeAspect="1"/>
+            </wp:cNvGraphicFramePr>
+            <a:graphic xmlns:a="http://schemas.openxmlformats.org/drawingml/2006/main">
+              <a:graphicData uri="http://schemas.openxmlformats.org/drawingml/2006/picture">
+                <pic:pic xmlns:pic="http://schemas.openxmlformats.org/drawingml/2006/picture">
+                  <pic:nvPicPr>
+                    <pic:cNvPr id="1745719282" name="Picture 1745719282"/>
+                    <pic:cNvPicPr/>
+                  </pic:nvPicPr>
+                  <pic:blipFill>
+                    <a:blip r:embed="rId8"/>
+                    <a:stretch>
+                      <a:fillRect/>
+                    </a:stretch>
+                  </pic:blipFill>
+                  <pic:spPr>
+                    <a:xfrm>
+                      <a:off x="0" y="0"/>
+                      <a:ext cx="2066925" cy="2219325"/>
+                    </a:xfrm>
+                    <a:prstGeom prst="rect">
+                      <a:avLst/>
+                    </a:prstGeom>
+                  </pic:spPr>
+                </pic:pic>
+              </a:graphicData>
+            </a:graphic>
+          </wp:anchor>
+        </w:drawing>
+      </w:r>
     </w:p>
     <w:p>
       <w:pPr>
@@ -912,6 +968,9 @@
             <w:vAlign w:val="center"/>
           </w:tcPr>
           <w:p>
+            <w:pPr>
+              <w:jc w:val="center"/>
+            </w:pPr>
             <w:r>
               <w:rPr>
                 <w:sz w:val="23"/>
@@ -950,6 +1009,7 @@
           <w:p>
             <w:pPr>
               <w:bidi/>
+              <w:jc w:val="center"/>
             </w:pPr>
             <w:r>
               <w:rPr>
@@ -991,6 +1051,7 @@
           <w:p>
             <w:pPr>
               <w:bidi/>
+              <w:jc w:val="center"/>
             </w:pPr>
             <w:r>
               <w:rPr>
@@ -1032,6 +1093,7 @@
           <w:p>
             <w:pPr>
               <w:bidi/>
+              <w:jc w:val="center"/>
             </w:pPr>
             <w:r>
               <w:rPr>
@@ -1073,6 +1135,7 @@
           <w:p>
             <w:pPr>
               <w:bidi/>
+              <w:jc w:val="center"/>
             </w:pPr>
             <w:r>
               <w:rPr>
@@ -1114,6 +1177,7 @@
           <w:p>
             <w:pPr>
               <w:bidi/>
+              <w:jc w:val="center"/>
             </w:pPr>
             <w:r>
               <w:rPr>
@@ -1155,6 +1219,7 @@
           <w:p>
             <w:pPr>
               <w:bidi/>
+              <w:jc w:val="center"/>
             </w:pPr>
             <w:r>
               <w:rPr>
@@ -1237,8 +1302,8 @@
         <w:tblLook w:val="04A0" w:firstRow="1" w:lastRow="0" w:firstColumn="1" w:lastColumn="0" w:noHBand="0" w:noVBand="1"/>
       </w:tblPr>
       <w:tblGrid>
-        <w:gridCol w:w="1701"/>
-        <w:gridCol w:w="6803"/>
+        <w:gridCol w:w="1944"/>
+        <w:gridCol w:w="6560"/>
       </w:tblGrid>
       <w:tr>
         <w:trPr>
@@ -1246,7 +1311,7 @@
         </w:trPr>
         <w:tc>
           <w:tcPr>
-            <w:tcW w:w="1701" w:type="dxa"/>
+            <w:tcW w:w="1944" w:type="dxa"/>
             <w:shd w:val="clear" w:color="auto" w:fill="D9EAF7"/>
             <w:vAlign w:val="center"/>
           </w:tcPr>
@@ -1267,7 +1332,7 @@
         </w:tc>
         <w:tc>
           <w:tcPr>
-            <w:tcW w:w="6803" w:type="dxa"/>
+            <w:tcW w:w="6560" w:type="dxa"/>
             <w:shd w:val="clear" w:color="auto" w:fill="D9EAF7"/>
             <w:vAlign w:val="center"/>
           </w:tcPr>
@@ -1293,7 +1358,7 @@
         </w:trPr>
         <w:tc>
           <w:tcPr>
-            <w:tcW w:w="1701" w:type="dxa"/>
+            <w:tcW w:w="1944" w:type="dxa"/>
             <w:vAlign w:val="center"/>
           </w:tcPr>
           <w:p>
@@ -1311,7 +1376,7 @@
         </w:tc>
         <w:tc>
           <w:tcPr>
-            <w:tcW w:w="6803" w:type="dxa"/>
+            <w:tcW w:w="6560" w:type="dxa"/>
             <w:vAlign w:val="center"/>
           </w:tcPr>
           <w:p>
@@ -1333,7 +1398,7 @@
         </w:trPr>
         <w:tc>
           <w:tcPr>
-            <w:tcW w:w="1701" w:type="dxa"/>
+            <w:tcW w:w="1944" w:type="dxa"/>
             <w:vAlign w:val="center"/>
           </w:tcPr>
           <w:p>
@@ -1351,7 +1416,7 @@
         </w:tc>
         <w:tc>
           <w:tcPr>
-            <w:tcW w:w="6803" w:type="dxa"/>
+            <w:tcW w:w="6560" w:type="dxa"/>
             <w:vAlign w:val="center"/>
           </w:tcPr>
           <w:p>
@@ -1373,7 +1438,7 @@
         </w:trPr>
         <w:tc>
           <w:tcPr>
-            <w:tcW w:w="1701" w:type="dxa"/>
+            <w:tcW w:w="1944" w:type="dxa"/>
             <w:vAlign w:val="center"/>
           </w:tcPr>
           <w:p>
@@ -1391,7 +1456,7 @@
         </w:tc>
         <w:tc>
           <w:tcPr>
-            <w:tcW w:w="6803" w:type="dxa"/>
+            <w:tcW w:w="6560" w:type="dxa"/>
             <w:vAlign w:val="center"/>
           </w:tcPr>
           <w:p>
@@ -1414,7 +1479,7 @@
         </w:trPr>
         <w:tc>
           <w:tcPr>
-            <w:tcW w:w="1701" w:type="dxa"/>
+            <w:tcW w:w="1944" w:type="dxa"/>
             <w:vAlign w:val="center"/>
           </w:tcPr>
           <w:p>
@@ -1431,7 +1496,7 @@
         </w:tc>
         <w:tc>
           <w:tcPr>
-            <w:tcW w:w="6803" w:type="dxa"/>
+            <w:tcW w:w="6560" w:type="dxa"/>
             <w:vAlign w:val="center"/>
           </w:tcPr>
           <w:p>
@@ -1454,7 +1519,7 @@
         </w:trPr>
         <w:tc>
           <w:tcPr>
-            <w:tcW w:w="1701" w:type="dxa"/>
+            <w:tcW w:w="1944" w:type="dxa"/>
             <w:vAlign w:val="center"/>
           </w:tcPr>
           <w:p>
@@ -1472,7 +1537,7 @@
         </w:tc>
         <w:tc>
           <w:tcPr>
-            <w:tcW w:w="6803" w:type="dxa"/>
+            <w:tcW w:w="6560" w:type="dxa"/>
             <w:vAlign w:val="center"/>
           </w:tcPr>
           <w:p>
@@ -1495,7 +1560,7 @@
         </w:trPr>
         <w:tc>
           <w:tcPr>
-            <w:tcW w:w="1701" w:type="dxa"/>
+            <w:tcW w:w="1944" w:type="dxa"/>
             <w:vAlign w:val="center"/>
           </w:tcPr>
           <w:p>
@@ -1513,7 +1578,7 @@
         </w:tc>
         <w:tc>
           <w:tcPr>
-            <w:tcW w:w="6803" w:type="dxa"/>
+            <w:tcW w:w="6560" w:type="dxa"/>
             <w:vAlign w:val="center"/>
           </w:tcPr>
           <w:p>
@@ -1536,7 +1601,7 @@
         </w:trPr>
         <w:tc>
           <w:tcPr>
-            <w:tcW w:w="1701" w:type="dxa"/>
+            <w:tcW w:w="1944" w:type="dxa"/>
             <w:vAlign w:val="center"/>
           </w:tcPr>
           <w:p>
@@ -1554,7 +1619,7 @@
         </w:tc>
         <w:tc>
           <w:tcPr>
-            <w:tcW w:w="6803" w:type="dxa"/>
+            <w:tcW w:w="6560" w:type="dxa"/>
             <w:vAlign w:val="center"/>
           </w:tcPr>
           <w:p>
@@ -8100,7 +8165,7 @@
       </w:r>
     </w:p>
     <w:sectPr>
-      <w:footerReference w:type="default" r:id="rId8"/>
+      <w:footerReference w:type="default" r:id="rId9"/>
       <w:pgSz w:w="12240" w:h="15840"/>
       <w:pgMar w:top="964" w:right="1020" w:bottom="964" w:left="1020" w:header="720" w:footer="720" w:gutter="0"/>
       <w:pgBorders w:offsetFrom="page">

--- a/frida/frida-2.docx
+++ b/frida/frida-2.docx
@@ -5225,6 +5225,7 @@
         <w:bidi/>
         <w:spacing w:before="160" w:after="100"/>
         <w:rPr>
+          <w:rFonts w:ascii="Calibri" w:hAnsi="Calibri" w:cs="Calibri"/>
           <w:color w:val="1F497D" w:themeColor="text2"/>
         </w:rPr>
       </w:pPr>
@@ -5237,7 +5238,16 @@
           <w:rtl/>
         </w:rPr>
         <w:lastRenderedPageBreak/>
-        <w:t>15. مقدمه مطالعه آزاد</w:t>
+        <w:t xml:space="preserve">15. </w:t>
+      </w:r>
+      <w:r>
+        <w:rPr>
+          <w:rFonts w:ascii="Calibri" w:hAnsi="Calibri" w:cs="Calibri"/>
+          <w:bCs/>
+          <w:color w:val="1F497D" w:themeColor="text2"/>
+          <w:sz w:val="36"/>
+        </w:rPr>
+        <w:t>practice</w:t>
       </w:r>
     </w:p>
     <w:p>
@@ -7742,7 +7752,7 @@
           <w:sz w:val="36"/>
           <w:rtl/>
         </w:rPr>
-        <w:t>30. تمرین‌های مطالعه آزاد</w:t>
+        <w:t>30. تمرین‌ها</w:t>
       </w:r>
     </w:p>
     <w:tbl>

--- a/frida/frida-2.docx
+++ b/frida/frida-2.docx
@@ -5271,8 +5271,8 @@
         <w:tblLook w:val="04A0" w:firstRow="1" w:lastRow="0" w:firstColumn="1" w:lastColumn="0" w:noHBand="0" w:noVBand="1"/>
       </w:tblPr>
       <w:tblGrid>
-        <w:gridCol w:w="2268"/>
-        <w:gridCol w:w="6236"/>
+        <w:gridCol w:w="1675"/>
+        <w:gridCol w:w="6829"/>
       </w:tblGrid>
       <w:tr>
         <w:trPr>
@@ -5280,7 +5280,7 @@
         </w:trPr>
         <w:tc>
           <w:tcPr>
-            <w:tcW w:w="2268" w:type="dxa"/>
+            <w:tcW w:w="1675" w:type="dxa"/>
             <w:shd w:val="clear" w:color="auto" w:fill="D9EAF7"/>
             <w:vAlign w:val="center"/>
           </w:tcPr>
@@ -5301,7 +5301,7 @@
         </w:tc>
         <w:tc>
           <w:tcPr>
-            <w:tcW w:w="6236" w:type="dxa"/>
+            <w:tcW w:w="6829" w:type="dxa"/>
             <w:shd w:val="clear" w:color="auto" w:fill="D9EAF7"/>
             <w:vAlign w:val="center"/>
           </w:tcPr>
@@ -5327,7 +5327,7 @@
         </w:trPr>
         <w:tc>
           <w:tcPr>
-            <w:tcW w:w="2268" w:type="dxa"/>
+            <w:tcW w:w="1675" w:type="dxa"/>
             <w:vAlign w:val="center"/>
           </w:tcPr>
           <w:p>
@@ -5345,7 +5345,7 @@
         </w:tc>
         <w:tc>
           <w:tcPr>
-            <w:tcW w:w="6236" w:type="dxa"/>
+            <w:tcW w:w="6829" w:type="dxa"/>
             <w:vAlign w:val="center"/>
           </w:tcPr>
           <w:p>
@@ -5367,7 +5367,7 @@
         </w:trPr>
         <w:tc>
           <w:tcPr>
-            <w:tcW w:w="2268" w:type="dxa"/>
+            <w:tcW w:w="1675" w:type="dxa"/>
             <w:vAlign w:val="center"/>
           </w:tcPr>
           <w:p>
@@ -5385,7 +5385,7 @@
         </w:tc>
         <w:tc>
           <w:tcPr>
-            <w:tcW w:w="6236" w:type="dxa"/>
+            <w:tcW w:w="6829" w:type="dxa"/>
             <w:vAlign w:val="center"/>
           </w:tcPr>
           <w:p>
@@ -5408,7 +5408,7 @@
         </w:trPr>
         <w:tc>
           <w:tcPr>
-            <w:tcW w:w="2268" w:type="dxa"/>
+            <w:tcW w:w="1675" w:type="dxa"/>
             <w:vAlign w:val="center"/>
           </w:tcPr>
           <w:p>
@@ -5425,7 +5425,7 @@
         </w:tc>
         <w:tc>
           <w:tcPr>
-            <w:tcW w:w="6236" w:type="dxa"/>
+            <w:tcW w:w="6829" w:type="dxa"/>
             <w:vAlign w:val="center"/>
           </w:tcPr>
           <w:p>
@@ -5447,7 +5447,7 @@
         </w:trPr>
         <w:tc>
           <w:tcPr>
-            <w:tcW w:w="2268" w:type="dxa"/>
+            <w:tcW w:w="1675" w:type="dxa"/>
             <w:vAlign w:val="center"/>
           </w:tcPr>
           <w:p>
@@ -5465,7 +5465,7 @@
         </w:tc>
         <w:tc>
           <w:tcPr>
-            <w:tcW w:w="6236" w:type="dxa"/>
+            <w:tcW w:w="6829" w:type="dxa"/>
             <w:vAlign w:val="center"/>
           </w:tcPr>
           <w:p>
@@ -6674,6 +6674,7 @@
           <w:p>
             <w:pPr>
               <w:bidi/>
+              <w:jc w:val="right"/>
             </w:pPr>
             <w:r>
               <w:rPr>
@@ -7764,8 +7765,8 @@
         <w:tblLook w:val="04A0" w:firstRow="1" w:lastRow="0" w:firstColumn="1" w:lastColumn="0" w:noHBand="0" w:noVBand="1"/>
       </w:tblPr>
       <w:tblGrid>
-        <w:gridCol w:w="1701"/>
-        <w:gridCol w:w="6803"/>
+        <w:gridCol w:w="985"/>
+        <w:gridCol w:w="9084"/>
       </w:tblGrid>
       <w:tr>
         <w:trPr>
@@ -7773,7 +7774,7 @@
         </w:trPr>
         <w:tc>
           <w:tcPr>
-            <w:tcW w:w="1701" w:type="dxa"/>
+            <w:tcW w:w="985" w:type="dxa"/>
             <w:shd w:val="clear" w:color="auto" w:fill="D9EAF7"/>
             <w:vAlign w:val="center"/>
           </w:tcPr>
@@ -7793,7 +7794,7 @@
         </w:tc>
         <w:tc>
           <w:tcPr>
-            <w:tcW w:w="6803" w:type="dxa"/>
+            <w:tcW w:w="9084" w:type="dxa"/>
             <w:shd w:val="clear" w:color="auto" w:fill="D9EAF7"/>
             <w:vAlign w:val="center"/>
           </w:tcPr>
@@ -7818,7 +7819,7 @@
         </w:trPr>
         <w:tc>
           <w:tcPr>
-            <w:tcW w:w="1701" w:type="dxa"/>
+            <w:tcW w:w="985" w:type="dxa"/>
             <w:vAlign w:val="center"/>
           </w:tcPr>
           <w:p>
@@ -7836,7 +7837,7 @@
         </w:tc>
         <w:tc>
           <w:tcPr>
-            <w:tcW w:w="6803" w:type="dxa"/>
+            <w:tcW w:w="9084" w:type="dxa"/>
             <w:vAlign w:val="center"/>
           </w:tcPr>
           <w:p>
@@ -7858,7 +7859,7 @@
         </w:trPr>
         <w:tc>
           <w:tcPr>
-            <w:tcW w:w="1701" w:type="dxa"/>
+            <w:tcW w:w="985" w:type="dxa"/>
             <w:vAlign w:val="center"/>
           </w:tcPr>
           <w:p>
@@ -7876,7 +7877,7 @@
         </w:tc>
         <w:tc>
           <w:tcPr>
-            <w:tcW w:w="6803" w:type="dxa"/>
+            <w:tcW w:w="9084" w:type="dxa"/>
             <w:vAlign w:val="center"/>
           </w:tcPr>
           <w:p>
@@ -7898,7 +7899,7 @@
         </w:trPr>
         <w:tc>
           <w:tcPr>
-            <w:tcW w:w="1701" w:type="dxa"/>
+            <w:tcW w:w="985" w:type="dxa"/>
             <w:vAlign w:val="center"/>
           </w:tcPr>
           <w:p>
@@ -7916,7 +7917,7 @@
         </w:tc>
         <w:tc>
           <w:tcPr>
-            <w:tcW w:w="6803" w:type="dxa"/>
+            <w:tcW w:w="9084" w:type="dxa"/>
             <w:vAlign w:val="center"/>
           </w:tcPr>
           <w:p>
@@ -7939,7 +7940,7 @@
         </w:trPr>
         <w:tc>
           <w:tcPr>
-            <w:tcW w:w="1701" w:type="dxa"/>
+            <w:tcW w:w="985" w:type="dxa"/>
             <w:vAlign w:val="center"/>
           </w:tcPr>
           <w:p>
@@ -7957,7 +7958,7 @@
         </w:tc>
         <w:tc>
           <w:tcPr>
-            <w:tcW w:w="6803" w:type="dxa"/>
+            <w:tcW w:w="9084" w:type="dxa"/>
             <w:vAlign w:val="center"/>
           </w:tcPr>
           <w:p>
@@ -7980,7 +7981,7 @@
         </w:trPr>
         <w:tc>
           <w:tcPr>
-            <w:tcW w:w="1701" w:type="dxa"/>
+            <w:tcW w:w="985" w:type="dxa"/>
             <w:vAlign w:val="center"/>
           </w:tcPr>
           <w:p>
@@ -7998,7 +7999,7 @@
         </w:tc>
         <w:tc>
           <w:tcPr>
-            <w:tcW w:w="6803" w:type="dxa"/>
+            <w:tcW w:w="9084" w:type="dxa"/>
             <w:vAlign w:val="center"/>
           </w:tcPr>
           <w:p>
@@ -8021,7 +8022,7 @@
         </w:trPr>
         <w:tc>
           <w:tcPr>
-            <w:tcW w:w="1701" w:type="dxa"/>
+            <w:tcW w:w="985" w:type="dxa"/>
             <w:vAlign w:val="center"/>
           </w:tcPr>
           <w:p>
@@ -8039,7 +8040,7 @@
         </w:tc>
         <w:tc>
           <w:tcPr>
-            <w:tcW w:w="6803" w:type="dxa"/>
+            <w:tcW w:w="9084" w:type="dxa"/>
             <w:vAlign w:val="center"/>
           </w:tcPr>
           <w:p>
@@ -8061,7 +8062,7 @@
         </w:trPr>
         <w:tc>
           <w:tcPr>
-            <w:tcW w:w="1701" w:type="dxa"/>
+            <w:tcW w:w="985" w:type="dxa"/>
             <w:vAlign w:val="center"/>
           </w:tcPr>
           <w:p>
@@ -8079,7 +8080,7 @@
         </w:tc>
         <w:tc>
           <w:tcPr>
-            <w:tcW w:w="6803" w:type="dxa"/>
+            <w:tcW w:w="9084" w:type="dxa"/>
             <w:vAlign w:val="center"/>
           </w:tcPr>
           <w:p>
@@ -8102,7 +8103,7 @@
         </w:trPr>
         <w:tc>
           <w:tcPr>
-            <w:tcW w:w="1701" w:type="dxa"/>
+            <w:tcW w:w="985" w:type="dxa"/>
             <w:vAlign w:val="center"/>
           </w:tcPr>
           <w:p>
@@ -8120,7 +8121,7 @@
         </w:tc>
         <w:tc>
           <w:tcPr>
-            <w:tcW w:w="6803" w:type="dxa"/>
+            <w:tcW w:w="9084" w:type="dxa"/>
             <w:vAlign w:val="center"/>
           </w:tcPr>
           <w:p>
